--- a/ue5使用备忘录.docx
+++ b/ue5使用备忘录.docx
@@ -286,6 +286,34 @@
         <w:ind w:left="0" w:right="0" w:firstLine="0"/>
         <w:jc w:val="both"/>
         <w:rPr>
+          <w:rFonts w:hint="eastAsia" w:ascii="Calibri" w:hAnsi="Calibri" w:eastAsia="宋体" w:cs="Calibri"/>
+          <w:color w:val="auto"/>
+          <w:spacing w:val="0"/>
+          <w:position w:val="0"/>
+          <w:sz w:val="21"/>
+          <w:shd w:val="clear" w:fill="auto"/>
+          <w:lang w:val="en-US" w:eastAsia="zh-CN"/>
+        </w:rPr>
+      </w:pPr>
+      <w:r>
+        <w:rPr>
+          <w:rFonts w:hint="eastAsia" w:ascii="Calibri" w:hAnsi="Calibri" w:eastAsia="宋体" w:cs="Calibri"/>
+          <w:color w:val="auto"/>
+          <w:spacing w:val="0"/>
+          <w:position w:val="0"/>
+          <w:sz w:val="21"/>
+          <w:shd w:val="clear" w:fill="auto"/>
+          <w:lang w:val="en-US" w:eastAsia="zh-CN"/>
+        </w:rPr>
+        <w:t>GE_** 对应游戏效果GameplayEffect</w:t>
+      </w:r>
+    </w:p>
+    <w:p>
+      <w:pPr>
+        <w:spacing w:before="0" w:after="0" w:line="240" w:lineRule="auto"/>
+        <w:ind w:left="0" w:right="0" w:firstLine="0"/>
+        <w:jc w:val="both"/>
+        <w:rPr>
           <w:rFonts w:hint="default" w:ascii="Calibri" w:hAnsi="Calibri" w:eastAsia="宋体" w:cs="Calibri"/>
           <w:color w:val="auto"/>
           <w:spacing w:val="0"/>
@@ -305,10 +333,22 @@
           <w:shd w:val="clear" w:fill="auto"/>
           <w:lang w:val="en-US" w:eastAsia="zh-CN"/>
         </w:rPr>
-        <w:t>GE_** 对应游戏效果GameplayEffect</w:t>
+        <w:t>AN_是游戏动画通知的缩写(通过选择</w:t>
       </w:r>
       <w:bookmarkStart w:id="0" w:name="_GoBack"/>
       <w:bookmarkEnd w:id="0"/>
+      <w:r>
+        <w:rPr>
+          <w:rFonts w:hint="eastAsia" w:ascii="Calibri" w:hAnsi="Calibri" w:eastAsia="宋体" w:cs="Calibri"/>
+          <w:color w:val="auto"/>
+          <w:spacing w:val="0"/>
+          <w:position w:val="0"/>
+          <w:sz w:val="21"/>
+          <w:shd w:val="clear" w:fill="auto"/>
+          <w:lang w:val="en-US" w:eastAsia="zh-CN"/>
+        </w:rPr>
+        <w:t>BlueprintClass-&gt;AnimNotify类)</w:t>
+      </w:r>
     </w:p>
     <w:p>
       <w:pPr>
